--- a/projects/year_02/challenge_14/Challenge_14_Magazijn_App_plannen/Documentatie/documenten/Realisatie document.docx
+++ b/projects/year_02/challenge_14/Challenge_14_Magazijn_App_plannen/Documentatie/documenten/Realisatie document.docx
@@ -75,7 +75,13 @@
     </w:p>
     <w:p>
       <w:r>
-        <w:t>Voor de database hebben we de vrije keuze. Dat is goed te doen; we adviseren bijvoorbeeld MySQL of PostgreSQL, omdat die betrouwbaar en makkelijk te gebruiken zijn.</w:t>
+        <w:t xml:space="preserve">Voor de database hebben we de vrije keuze. Dat is goed te doen; we adviseren bijvoorbeeld MySQL of </w:t>
+      </w:r>
+      <w:r>
+        <w:t>MongoDB</w:t>
+      </w:r>
+      <w:r>
+        <w:t>, omdat die betrouwbaar en makkelijk te gebruiken zijn.</w:t>
       </w:r>
     </w:p>
     <w:p>
@@ -543,15 +549,15 @@
     <w:lsdException w:name="Unresolved Mention" w:semiHidden="1" w:unhideWhenUsed="1"/>
     <w:lsdException w:name="Smart Link" w:semiHidden="1" w:unhideWhenUsed="1"/>
   </w:latentStyles>
-  <w:style w:type="paragraph" w:default="1" w:styleId="Standaard">
+  <w:style w:type="paragraph" w:default="1" w:styleId="Normal">
     <w:name w:val="Normal"/>
     <w:qFormat/>
   </w:style>
-  <w:style w:type="paragraph" w:styleId="Kop1">
+  <w:style w:type="paragraph" w:styleId="Heading1">
     <w:name w:val="heading 1"/>
-    <w:basedOn w:val="Standaard"/>
-    <w:next w:val="Standaard"/>
-    <w:link w:val="Kop1Char"/>
+    <w:basedOn w:val="Normal"/>
+    <w:next w:val="Normal"/>
+    <w:link w:val="Heading1Char"/>
     <w:uiPriority w:val="9"/>
     <w:qFormat/>
     <w:rsid w:val="00461A49"/>
@@ -568,11 +574,11 @@
       <w:szCs w:val="40"/>
     </w:rPr>
   </w:style>
-  <w:style w:type="paragraph" w:styleId="Kop2">
+  <w:style w:type="paragraph" w:styleId="Heading2">
     <w:name w:val="heading 2"/>
-    <w:basedOn w:val="Standaard"/>
-    <w:next w:val="Standaard"/>
-    <w:link w:val="Kop2Char"/>
+    <w:basedOn w:val="Normal"/>
+    <w:next w:val="Normal"/>
+    <w:link w:val="Heading2Char"/>
     <w:uiPriority w:val="9"/>
     <w:semiHidden/>
     <w:unhideWhenUsed/>
@@ -591,11 +597,11 @@
       <w:szCs w:val="32"/>
     </w:rPr>
   </w:style>
-  <w:style w:type="paragraph" w:styleId="Kop3">
+  <w:style w:type="paragraph" w:styleId="Heading3">
     <w:name w:val="heading 3"/>
-    <w:basedOn w:val="Standaard"/>
-    <w:next w:val="Standaard"/>
-    <w:link w:val="Kop3Char"/>
+    <w:basedOn w:val="Normal"/>
+    <w:next w:val="Normal"/>
+    <w:link w:val="Heading3Char"/>
     <w:uiPriority w:val="9"/>
     <w:semiHidden/>
     <w:unhideWhenUsed/>
@@ -614,11 +620,11 @@
       <w:szCs w:val="28"/>
     </w:rPr>
   </w:style>
-  <w:style w:type="paragraph" w:styleId="Kop4">
+  <w:style w:type="paragraph" w:styleId="Heading4">
     <w:name w:val="heading 4"/>
-    <w:basedOn w:val="Standaard"/>
-    <w:next w:val="Standaard"/>
-    <w:link w:val="Kop4Char"/>
+    <w:basedOn w:val="Normal"/>
+    <w:next w:val="Normal"/>
+    <w:link w:val="Heading4Char"/>
     <w:uiPriority w:val="9"/>
     <w:semiHidden/>
     <w:unhideWhenUsed/>
@@ -637,11 +643,11 @@
       <w:color w:val="0F4761" w:themeColor="accent1" w:themeShade="BF"/>
     </w:rPr>
   </w:style>
-  <w:style w:type="paragraph" w:styleId="Kop5">
+  <w:style w:type="paragraph" w:styleId="Heading5">
     <w:name w:val="heading 5"/>
-    <w:basedOn w:val="Standaard"/>
-    <w:next w:val="Standaard"/>
-    <w:link w:val="Kop5Char"/>
+    <w:basedOn w:val="Normal"/>
+    <w:next w:val="Normal"/>
+    <w:link w:val="Heading5Char"/>
     <w:uiPriority w:val="9"/>
     <w:semiHidden/>
     <w:unhideWhenUsed/>
@@ -658,11 +664,11 @@
       <w:color w:val="0F4761" w:themeColor="accent1" w:themeShade="BF"/>
     </w:rPr>
   </w:style>
-  <w:style w:type="paragraph" w:styleId="Kop6">
+  <w:style w:type="paragraph" w:styleId="Heading6">
     <w:name w:val="heading 6"/>
-    <w:basedOn w:val="Standaard"/>
-    <w:next w:val="Standaard"/>
-    <w:link w:val="Kop6Char"/>
+    <w:basedOn w:val="Normal"/>
+    <w:next w:val="Normal"/>
+    <w:link w:val="Heading6Char"/>
     <w:uiPriority w:val="9"/>
     <w:semiHidden/>
     <w:unhideWhenUsed/>
@@ -681,11 +687,11 @@
       <w:color w:val="595959" w:themeColor="text1" w:themeTint="A6"/>
     </w:rPr>
   </w:style>
-  <w:style w:type="paragraph" w:styleId="Kop7">
+  <w:style w:type="paragraph" w:styleId="Heading7">
     <w:name w:val="heading 7"/>
-    <w:basedOn w:val="Standaard"/>
-    <w:next w:val="Standaard"/>
-    <w:link w:val="Kop7Char"/>
+    <w:basedOn w:val="Normal"/>
+    <w:next w:val="Normal"/>
+    <w:link w:val="Heading7Char"/>
     <w:uiPriority w:val="9"/>
     <w:semiHidden/>
     <w:unhideWhenUsed/>
@@ -702,11 +708,11 @@
       <w:color w:val="595959" w:themeColor="text1" w:themeTint="A6"/>
     </w:rPr>
   </w:style>
-  <w:style w:type="paragraph" w:styleId="Kop8">
+  <w:style w:type="paragraph" w:styleId="Heading8">
     <w:name w:val="heading 8"/>
-    <w:basedOn w:val="Standaard"/>
-    <w:next w:val="Standaard"/>
-    <w:link w:val="Kop8Char"/>
+    <w:basedOn w:val="Normal"/>
+    <w:next w:val="Normal"/>
+    <w:link w:val="Heading8Char"/>
     <w:uiPriority w:val="9"/>
     <w:semiHidden/>
     <w:unhideWhenUsed/>
@@ -725,11 +731,11 @@
       <w:color w:val="272727" w:themeColor="text1" w:themeTint="D8"/>
     </w:rPr>
   </w:style>
-  <w:style w:type="paragraph" w:styleId="Kop9">
+  <w:style w:type="paragraph" w:styleId="Heading9">
     <w:name w:val="heading 9"/>
-    <w:basedOn w:val="Standaard"/>
-    <w:next w:val="Standaard"/>
-    <w:link w:val="Kop9Char"/>
+    <w:basedOn w:val="Normal"/>
+    <w:next w:val="Normal"/>
+    <w:link w:val="Heading9Char"/>
     <w:uiPriority w:val="9"/>
     <w:semiHidden/>
     <w:unhideWhenUsed/>
@@ -746,13 +752,13 @@
       <w:color w:val="272727" w:themeColor="text1" w:themeTint="D8"/>
     </w:rPr>
   </w:style>
-  <w:style w:type="character" w:default="1" w:styleId="Standaardalinea-lettertype">
+  <w:style w:type="character" w:default="1" w:styleId="DefaultParagraphFont">
     <w:name w:val="Default Paragraph Font"/>
     <w:uiPriority w:val="1"/>
     <w:semiHidden/>
     <w:unhideWhenUsed/>
   </w:style>
-  <w:style w:type="table" w:default="1" w:styleId="Standaardtabel">
+  <w:style w:type="table" w:default="1" w:styleId="TableNormal">
     <w:name w:val="Normal Table"/>
     <w:uiPriority w:val="99"/>
     <w:semiHidden/>
@@ -767,16 +773,16 @@
       </w:tblCellMar>
     </w:tblPr>
   </w:style>
-  <w:style w:type="numbering" w:default="1" w:styleId="Geenlijst">
+  <w:style w:type="numbering" w:default="1" w:styleId="NoList">
     <w:name w:val="No List"/>
     <w:uiPriority w:val="99"/>
     <w:semiHidden/>
     <w:unhideWhenUsed/>
   </w:style>
-  <w:style w:type="character" w:customStyle="1" w:styleId="Kop1Char">
-    <w:name w:val="Kop 1 Char"/>
-    <w:basedOn w:val="Standaardalinea-lettertype"/>
-    <w:link w:val="Kop1"/>
+  <w:style w:type="character" w:customStyle="1" w:styleId="Heading1Char">
+    <w:name w:val="Heading 1 Char"/>
+    <w:basedOn w:val="DefaultParagraphFont"/>
+    <w:link w:val="Heading1"/>
     <w:uiPriority w:val="9"/>
     <w:rsid w:val="00461A49"/>
     <w:rPr>
@@ -786,10 +792,10 @@
       <w:szCs w:val="40"/>
     </w:rPr>
   </w:style>
-  <w:style w:type="character" w:customStyle="1" w:styleId="Kop2Char">
-    <w:name w:val="Kop 2 Char"/>
-    <w:basedOn w:val="Standaardalinea-lettertype"/>
-    <w:link w:val="Kop2"/>
+  <w:style w:type="character" w:customStyle="1" w:styleId="Heading2Char">
+    <w:name w:val="Heading 2 Char"/>
+    <w:basedOn w:val="DefaultParagraphFont"/>
+    <w:link w:val="Heading2"/>
     <w:uiPriority w:val="9"/>
     <w:semiHidden/>
     <w:rsid w:val="00461A49"/>
@@ -800,10 +806,10 @@
       <w:szCs w:val="32"/>
     </w:rPr>
   </w:style>
-  <w:style w:type="character" w:customStyle="1" w:styleId="Kop3Char">
-    <w:name w:val="Kop 3 Char"/>
-    <w:basedOn w:val="Standaardalinea-lettertype"/>
-    <w:link w:val="Kop3"/>
+  <w:style w:type="character" w:customStyle="1" w:styleId="Heading3Char">
+    <w:name w:val="Heading 3 Char"/>
+    <w:basedOn w:val="DefaultParagraphFont"/>
+    <w:link w:val="Heading3"/>
     <w:uiPriority w:val="9"/>
     <w:semiHidden/>
     <w:rsid w:val="00461A49"/>
@@ -814,10 +820,10 @@
       <w:szCs w:val="28"/>
     </w:rPr>
   </w:style>
-  <w:style w:type="character" w:customStyle="1" w:styleId="Kop4Char">
-    <w:name w:val="Kop 4 Char"/>
-    <w:basedOn w:val="Standaardalinea-lettertype"/>
-    <w:link w:val="Kop4"/>
+  <w:style w:type="character" w:customStyle="1" w:styleId="Heading4Char">
+    <w:name w:val="Heading 4 Char"/>
+    <w:basedOn w:val="DefaultParagraphFont"/>
+    <w:link w:val="Heading4"/>
     <w:uiPriority w:val="9"/>
     <w:semiHidden/>
     <w:rsid w:val="00461A49"/>
@@ -828,10 +834,10 @@
       <w:color w:val="0F4761" w:themeColor="accent1" w:themeShade="BF"/>
     </w:rPr>
   </w:style>
-  <w:style w:type="character" w:customStyle="1" w:styleId="Kop5Char">
-    <w:name w:val="Kop 5 Char"/>
-    <w:basedOn w:val="Standaardalinea-lettertype"/>
-    <w:link w:val="Kop5"/>
+  <w:style w:type="character" w:customStyle="1" w:styleId="Heading5Char">
+    <w:name w:val="Heading 5 Char"/>
+    <w:basedOn w:val="DefaultParagraphFont"/>
+    <w:link w:val="Heading5"/>
     <w:uiPriority w:val="9"/>
     <w:semiHidden/>
     <w:rsid w:val="00461A49"/>
@@ -840,10 +846,10 @@
       <w:color w:val="0F4761" w:themeColor="accent1" w:themeShade="BF"/>
     </w:rPr>
   </w:style>
-  <w:style w:type="character" w:customStyle="1" w:styleId="Kop6Char">
-    <w:name w:val="Kop 6 Char"/>
-    <w:basedOn w:val="Standaardalinea-lettertype"/>
-    <w:link w:val="Kop6"/>
+  <w:style w:type="character" w:customStyle="1" w:styleId="Heading6Char">
+    <w:name w:val="Heading 6 Char"/>
+    <w:basedOn w:val="DefaultParagraphFont"/>
+    <w:link w:val="Heading6"/>
     <w:uiPriority w:val="9"/>
     <w:semiHidden/>
     <w:rsid w:val="00461A49"/>
@@ -854,10 +860,10 @@
       <w:color w:val="595959" w:themeColor="text1" w:themeTint="A6"/>
     </w:rPr>
   </w:style>
-  <w:style w:type="character" w:customStyle="1" w:styleId="Kop7Char">
-    <w:name w:val="Kop 7 Char"/>
-    <w:basedOn w:val="Standaardalinea-lettertype"/>
-    <w:link w:val="Kop7"/>
+  <w:style w:type="character" w:customStyle="1" w:styleId="Heading7Char">
+    <w:name w:val="Heading 7 Char"/>
+    <w:basedOn w:val="DefaultParagraphFont"/>
+    <w:link w:val="Heading7"/>
     <w:uiPriority w:val="9"/>
     <w:semiHidden/>
     <w:rsid w:val="00461A49"/>
@@ -866,10 +872,10 @@
       <w:color w:val="595959" w:themeColor="text1" w:themeTint="A6"/>
     </w:rPr>
   </w:style>
-  <w:style w:type="character" w:customStyle="1" w:styleId="Kop8Char">
-    <w:name w:val="Kop 8 Char"/>
-    <w:basedOn w:val="Standaardalinea-lettertype"/>
-    <w:link w:val="Kop8"/>
+  <w:style w:type="character" w:customStyle="1" w:styleId="Heading8Char">
+    <w:name w:val="Heading 8 Char"/>
+    <w:basedOn w:val="DefaultParagraphFont"/>
+    <w:link w:val="Heading8"/>
     <w:uiPriority w:val="9"/>
     <w:semiHidden/>
     <w:rsid w:val="00461A49"/>
@@ -880,10 +886,10 @@
       <w:color w:val="272727" w:themeColor="text1" w:themeTint="D8"/>
     </w:rPr>
   </w:style>
-  <w:style w:type="character" w:customStyle="1" w:styleId="Kop9Char">
-    <w:name w:val="Kop 9 Char"/>
-    <w:basedOn w:val="Standaardalinea-lettertype"/>
-    <w:link w:val="Kop9"/>
+  <w:style w:type="character" w:customStyle="1" w:styleId="Heading9Char">
+    <w:name w:val="Heading 9 Char"/>
+    <w:basedOn w:val="DefaultParagraphFont"/>
+    <w:link w:val="Heading9"/>
     <w:uiPriority w:val="9"/>
     <w:semiHidden/>
     <w:rsid w:val="00461A49"/>
@@ -892,11 +898,11 @@
       <w:color w:val="272727" w:themeColor="text1" w:themeTint="D8"/>
     </w:rPr>
   </w:style>
-  <w:style w:type="paragraph" w:styleId="Titel">
+  <w:style w:type="paragraph" w:styleId="Title">
     <w:name w:val="Title"/>
-    <w:basedOn w:val="Standaard"/>
-    <w:next w:val="Standaard"/>
-    <w:link w:val="TitelChar"/>
+    <w:basedOn w:val="Normal"/>
+    <w:next w:val="Normal"/>
+    <w:link w:val="TitleChar"/>
     <w:uiPriority w:val="10"/>
     <w:qFormat/>
     <w:rsid w:val="00461A49"/>
@@ -912,10 +918,10 @@
       <w:szCs w:val="56"/>
     </w:rPr>
   </w:style>
-  <w:style w:type="character" w:customStyle="1" w:styleId="TitelChar">
-    <w:name w:val="Titel Char"/>
-    <w:basedOn w:val="Standaardalinea-lettertype"/>
-    <w:link w:val="Titel"/>
+  <w:style w:type="character" w:customStyle="1" w:styleId="TitleChar">
+    <w:name w:val="Title Char"/>
+    <w:basedOn w:val="DefaultParagraphFont"/>
+    <w:link w:val="Title"/>
     <w:uiPriority w:val="10"/>
     <w:rsid w:val="00461A49"/>
     <w:rPr>
@@ -926,11 +932,11 @@
       <w:szCs w:val="56"/>
     </w:rPr>
   </w:style>
-  <w:style w:type="paragraph" w:styleId="Ondertitel">
+  <w:style w:type="paragraph" w:styleId="Subtitle">
     <w:name w:val="Subtitle"/>
-    <w:basedOn w:val="Standaard"/>
-    <w:next w:val="Standaard"/>
-    <w:link w:val="OndertitelChar"/>
+    <w:basedOn w:val="Normal"/>
+    <w:next w:val="Normal"/>
+    <w:link w:val="SubtitleChar"/>
     <w:uiPriority w:val="11"/>
     <w:qFormat/>
     <w:rsid w:val="00461A49"/>
@@ -947,10 +953,10 @@
       <w:szCs w:val="28"/>
     </w:rPr>
   </w:style>
-  <w:style w:type="character" w:customStyle="1" w:styleId="OndertitelChar">
-    <w:name w:val="Ondertitel Char"/>
-    <w:basedOn w:val="Standaardalinea-lettertype"/>
-    <w:link w:val="Ondertitel"/>
+  <w:style w:type="character" w:customStyle="1" w:styleId="SubtitleChar">
+    <w:name w:val="Subtitle Char"/>
+    <w:basedOn w:val="DefaultParagraphFont"/>
+    <w:link w:val="Subtitle"/>
     <w:uiPriority w:val="11"/>
     <w:rsid w:val="00461A49"/>
     <w:rPr>
@@ -961,11 +967,11 @@
       <w:szCs w:val="28"/>
     </w:rPr>
   </w:style>
-  <w:style w:type="paragraph" w:styleId="Citaat">
+  <w:style w:type="paragraph" w:styleId="Quote">
     <w:name w:val="Quote"/>
-    <w:basedOn w:val="Standaard"/>
-    <w:next w:val="Standaard"/>
-    <w:link w:val="CitaatChar"/>
+    <w:basedOn w:val="Normal"/>
+    <w:next w:val="Normal"/>
+    <w:link w:val="QuoteChar"/>
     <w:uiPriority w:val="29"/>
     <w:qFormat/>
     <w:rsid w:val="00461A49"/>
@@ -979,10 +985,10 @@
       <w:color w:val="404040" w:themeColor="text1" w:themeTint="BF"/>
     </w:rPr>
   </w:style>
-  <w:style w:type="character" w:customStyle="1" w:styleId="CitaatChar">
-    <w:name w:val="Citaat Char"/>
-    <w:basedOn w:val="Standaardalinea-lettertype"/>
-    <w:link w:val="Citaat"/>
+  <w:style w:type="character" w:customStyle="1" w:styleId="QuoteChar">
+    <w:name w:val="Quote Char"/>
+    <w:basedOn w:val="DefaultParagraphFont"/>
+    <w:link w:val="Quote"/>
     <w:uiPriority w:val="29"/>
     <w:rsid w:val="00461A49"/>
     <w:rPr>
@@ -991,9 +997,9 @@
       <w:color w:val="404040" w:themeColor="text1" w:themeTint="BF"/>
     </w:rPr>
   </w:style>
-  <w:style w:type="paragraph" w:styleId="Lijstalinea">
+  <w:style w:type="paragraph" w:styleId="ListParagraph">
     <w:name w:val="List Paragraph"/>
-    <w:basedOn w:val="Standaard"/>
+    <w:basedOn w:val="Normal"/>
     <w:uiPriority w:val="34"/>
     <w:qFormat/>
     <w:rsid w:val="00461A49"/>
@@ -1002,9 +1008,9 @@
       <w:contextualSpacing/>
     </w:pPr>
   </w:style>
-  <w:style w:type="character" w:styleId="Intensievebenadrukking">
+  <w:style w:type="character" w:styleId="IntenseEmphasis">
     <w:name w:val="Intense Emphasis"/>
-    <w:basedOn w:val="Standaardalinea-lettertype"/>
+    <w:basedOn w:val="DefaultParagraphFont"/>
     <w:uiPriority w:val="21"/>
     <w:qFormat/>
     <w:rsid w:val="00461A49"/>
@@ -1014,11 +1020,11 @@
       <w:color w:val="0F4761" w:themeColor="accent1" w:themeShade="BF"/>
     </w:rPr>
   </w:style>
-  <w:style w:type="paragraph" w:styleId="Duidelijkcitaat">
+  <w:style w:type="paragraph" w:styleId="IntenseQuote">
     <w:name w:val="Intense Quote"/>
-    <w:basedOn w:val="Standaard"/>
-    <w:next w:val="Standaard"/>
-    <w:link w:val="DuidelijkcitaatChar"/>
+    <w:basedOn w:val="Normal"/>
+    <w:next w:val="Normal"/>
+    <w:link w:val="IntenseQuoteChar"/>
     <w:uiPriority w:val="30"/>
     <w:qFormat/>
     <w:rsid w:val="00461A49"/>
@@ -1037,10 +1043,10 @@
       <w:color w:val="0F4761" w:themeColor="accent1" w:themeShade="BF"/>
     </w:rPr>
   </w:style>
-  <w:style w:type="character" w:customStyle="1" w:styleId="DuidelijkcitaatChar">
-    <w:name w:val="Duidelijk citaat Char"/>
-    <w:basedOn w:val="Standaardalinea-lettertype"/>
-    <w:link w:val="Duidelijkcitaat"/>
+  <w:style w:type="character" w:customStyle="1" w:styleId="IntenseQuoteChar">
+    <w:name w:val="Intense Quote Char"/>
+    <w:basedOn w:val="DefaultParagraphFont"/>
+    <w:link w:val="IntenseQuote"/>
     <w:uiPriority w:val="30"/>
     <w:rsid w:val="00461A49"/>
     <w:rPr>
@@ -1049,9 +1055,9 @@
       <w:color w:val="0F4761" w:themeColor="accent1" w:themeShade="BF"/>
     </w:rPr>
   </w:style>
-  <w:style w:type="character" w:styleId="Intensieveverwijzing">
+  <w:style w:type="character" w:styleId="IntenseReference">
     <w:name w:val="Intense Reference"/>
-    <w:basedOn w:val="Standaardalinea-lettertype"/>
+    <w:basedOn w:val="DefaultParagraphFont"/>
     <w:uiPriority w:val="32"/>
     <w:qFormat/>
     <w:rsid w:val="00461A49"/>
@@ -1382,6 +1388,23 @@
 </file>
 
 <file path=customXml/item1.xml><?xml version="1.0" encoding="utf-8"?>
+<?mso-contentType ?>
+<FormTemplates xmlns="http://schemas.microsoft.com/sharepoint/v3/contenttype/forms">
+  <Display>DocumentLibraryForm</Display>
+  <Edit>DocumentLibraryForm</Edit>
+  <New>DocumentLibraryForm</New>
+</FormTemplates>
+</file>
+
+<file path=customXml/item2.xml><?xml version="1.0" encoding="utf-8"?>
+<p:properties xmlns:p="http://schemas.microsoft.com/office/2006/metadata/properties" xmlns:xsi="http://www.w3.org/2001/XMLSchema-instance" xmlns:pc="http://schemas.microsoft.com/office/infopath/2007/PartnerControls">
+  <documentManagement>
+    <_activity xmlns="ffedc46a-16fe-4cfd-8513-bb574dd84253" xsi:nil="true"/>
+  </documentManagement>
+</p:properties>
+</file>
+
+<file path=customXml/item3.xml><?xml version="1.0" encoding="utf-8"?>
 <ct:contentTypeSchema xmlns:ct="http://schemas.microsoft.com/office/2006/metadata/contentType" xmlns:ma="http://schemas.microsoft.com/office/2006/metadata/properties/metaAttributes" ct:_="" ma:_="" ma:contentTypeName="Document" ma:contentTypeID="0x0101000EE63FC98E5426448A0C30C5F9D4A94F" ma:contentTypeVersion="11" ma:contentTypeDescription="Een nieuw document maken." ma:contentTypeScope="" ma:versionID="a711358064b481dcefc7d8af45c9756a">
   <xsd:schema xmlns:xsd="http://www.w3.org/2001/XMLSchema" xmlns:xs="http://www.w3.org/2001/XMLSchema" xmlns:p="http://schemas.microsoft.com/office/2006/metadata/properties" xmlns:ns3="ffedc46a-16fe-4cfd-8513-bb574dd84253" targetNamespace="http://schemas.microsoft.com/office/2006/metadata/properties" ma:root="true" ma:fieldsID="44eac56b2b4934859bbe577029c258c0" ns3:_="">
     <xsd:import namespace="ffedc46a-16fe-4cfd-8513-bb574dd84253"/>
@@ -1569,24 +1592,25 @@
 </ct:contentTypeSchema>
 </file>
 
-<file path=customXml/item2.xml><?xml version="1.0" encoding="utf-8"?>
-<p:properties xmlns:p="http://schemas.microsoft.com/office/2006/metadata/properties" xmlns:xsi="http://www.w3.org/2001/XMLSchema-instance" xmlns:pc="http://schemas.microsoft.com/office/infopath/2007/PartnerControls">
-  <documentManagement>
-    <_activity xmlns="ffedc46a-16fe-4cfd-8513-bb574dd84253" xsi:nil="true"/>
-  </documentManagement>
-</p:properties>
+<file path=customXml/itemProps1.xml><?xml version="1.0" encoding="utf-8"?>
+<ds:datastoreItem xmlns:ds="http://schemas.openxmlformats.org/officeDocument/2006/customXml" ds:itemID="{37C0CF17-F09B-409D-8107-5208C60F6507}">
+  <ds:schemaRefs>
+    <ds:schemaRef ds:uri="http://schemas.microsoft.com/sharepoint/v3/contenttype/forms"/>
+  </ds:schemaRefs>
+</ds:datastoreItem>
 </file>
 
-<file path=customXml/item3.xml><?xml version="1.0" encoding="utf-8"?>
-<?mso-contentType ?>
-<FormTemplates xmlns="http://schemas.microsoft.com/sharepoint/v3/contenttype/forms">
-  <Display>DocumentLibraryForm</Display>
-  <Edit>DocumentLibraryForm</Edit>
-  <New>DocumentLibraryForm</New>
-</FormTemplates>
+<file path=customXml/itemProps2.xml><?xml version="1.0" encoding="utf-8"?>
+<ds:datastoreItem xmlns:ds="http://schemas.openxmlformats.org/officeDocument/2006/customXml" ds:itemID="{9B7F9FCC-296A-47CB-8BA0-1C9B26B82085}">
+  <ds:schemaRefs>
+    <ds:schemaRef ds:uri="http://schemas.microsoft.com/office/2006/metadata/properties"/>
+    <ds:schemaRef ds:uri="http://schemas.microsoft.com/office/infopath/2007/PartnerControls"/>
+    <ds:schemaRef ds:uri="ffedc46a-16fe-4cfd-8513-bb574dd84253"/>
+  </ds:schemaRefs>
+</ds:datastoreItem>
 </file>
 
-<file path=customXml/itemProps1.xml><?xml version="1.0" encoding="utf-8"?>
+<file path=customXml/itemProps3.xml><?xml version="1.0" encoding="utf-8"?>
 <ds:datastoreItem xmlns:ds="http://schemas.openxmlformats.org/officeDocument/2006/customXml" ds:itemID="{8F76892F-3413-4860-A07B-ABE615359D9B}">
   <ds:schemaRefs>
     <ds:schemaRef ds:uri="http://schemas.microsoft.com/office/2006/metadata/contentType"/>
@@ -1602,28 +1626,4 @@
     <ds:schemaRef ds:uri="http://schemas.microsoft.com/internal/obd"/>
   </ds:schemaRefs>
 </ds:datastoreItem>
-</file>
-
-<file path=customXml/itemProps2.xml><?xml version="1.0" encoding="utf-8"?>
-<ds:datastoreItem xmlns:ds="http://schemas.openxmlformats.org/officeDocument/2006/customXml" ds:itemID="{9B7F9FCC-296A-47CB-8BA0-1C9B26B82085}">
-  <ds:schemaRefs>
-    <ds:schemaRef ds:uri="http://schemas.microsoft.com/office/2006/metadata/properties"/>
-    <ds:schemaRef ds:uri="http://schemas.microsoft.com/office/infopath/2007/PartnerControls"/>
-    <ds:schemaRef ds:uri="http://purl.org/dc/dcmitype/"/>
-    <ds:schemaRef ds:uri="http://purl.org/dc/terms/"/>
-    <ds:schemaRef ds:uri="http://purl.org/dc/elements/1.1/"/>
-    <ds:schemaRef ds:uri="http://www.w3.org/XML/1998/namespace"/>
-    <ds:schemaRef ds:uri="http://schemas.microsoft.com/office/2006/documentManagement/types"/>
-    <ds:schemaRef ds:uri="http://schemas.openxmlformats.org/package/2006/metadata/core-properties"/>
-    <ds:schemaRef ds:uri="ffedc46a-16fe-4cfd-8513-bb574dd84253"/>
-  </ds:schemaRefs>
-</ds:datastoreItem>
-</file>
-
-<file path=customXml/itemProps3.xml><?xml version="1.0" encoding="utf-8"?>
-<ds:datastoreItem xmlns:ds="http://schemas.openxmlformats.org/officeDocument/2006/customXml" ds:itemID="{37C0CF17-F09B-409D-8107-5208C60F6507}">
-  <ds:schemaRefs>
-    <ds:schemaRef ds:uri="http://schemas.microsoft.com/sharepoint/v3/contenttype/forms"/>
-  </ds:schemaRefs>
-</ds:datastoreItem>
 </file>